--- a/N5/docs/vocab-review/N5-vocab-review-SAMPLE-私.docx
+++ b/N5/docs/vocab-review/N5-vocab-review-SAMPLE-私.docx
@@ -2,6 +2,791 @@
 <file path=word/document.xml><?xml version="1.0" encoding="utf-8"?>
 <w:document xmlns:wpc="http://schemas.microsoft.com/office/word/2010/wordprocessingCanvas" xmlns:mo="http://schemas.microsoft.com/office/mac/office/2008/main" xmlns:mc="http://schemas.openxmlformats.org/markup-compatibility/2006" xmlns:mv="urn:schemas-microsoft-com:mac:vml" xmlns:o="urn:schemas-microsoft-com:office:office" xmlns:r="http://schemas.openxmlformats.org/officeDocument/2006/relationships" xmlns:m="http://schemas.openxmlformats.org/officeDocument/2006/math" xmlns:v="urn:schemas-microsoft-com:vml" xmlns:wp14="http://schemas.microsoft.com/office/word/2010/wordprocessingDrawing" xmlns:wp="http://schemas.openxmlformats.org/drawingml/2006/wordprocessingDrawing" xmlns:w10="urn:schemas-microsoft-com:office:word" xmlns:w="http://schemas.openxmlformats.org/wordprocessingml/2006/main" xmlns:w14="http://schemas.microsoft.com/office/word/2010/wordml" xmlns:wpg="http://schemas.microsoft.com/office/word/2010/wordprocessingGroup" xmlns:wpi="http://schemas.microsoft.com/office/word/2010/wordprocessingInk" xmlns:wne="http://schemas.microsoft.com/office/word/2006/wordml" xmlns:wps="http://schemas.microsoft.com/office/word/2010/wordprocessingShape" mc:Ignorable="w14 wp14">
   <w:body>
+    <w:p>
+      <w:pPr>
+        <w:spacing w:before="0" w:after="80"/>
+      </w:pPr>
+      <w:r>
+        <w:rPr>
+          <w:rFonts w:ascii="Calibri" w:hAnsi="Calibri" w:eastAsia="Yu Gothic"/>
+          <w:b/>
+          <w:i w:val="0"/>
+          <w:color w:val="14452A"/>
+          <w:sz w:val="44"/>
+        </w:rPr>
+        <w:t>N5 Vocabulary — Native-Speaker Review Packet</w:t>
+      </w:r>
+    </w:p>
+    <w:p>
+      <w:pPr>
+        <w:spacing w:before="40" w:after="280"/>
+      </w:pPr>
+      <w:r>
+        <w:rPr>
+          <w:rFonts w:ascii="Calibri" w:hAnsi="Calibri" w:eastAsia="Yu Gothic"/>
+          <w:b w:val="0"/>
+          <w:i/>
+          <w:color w:val="666666"/>
+          <w:sz w:val="20"/>
+        </w:rPr>
+        <w:t>1 entries  ·  built 2026-06-04  ·  JLPTSuccess release v1.17.37</w:t>
+      </w:r>
+    </w:p>
+    <w:p>
+      <w:pPr>
+        <w:spacing w:before="80" w:after="40"/>
+      </w:pPr>
+      <w:r>
+        <w:rPr>
+          <w:rFonts w:ascii="Calibri" w:hAnsi="Calibri" w:eastAsia="Yu Gothic"/>
+          <w:b/>
+          <w:i w:val="0"/>
+          <w:color w:val="14452A"/>
+          <w:sz w:val="28"/>
+        </w:rPr>
+        <w:t>About JLPTSuccess</w:t>
+      </w:r>
+    </w:p>
+    <w:p>
+      <w:pPr>
+        <w:spacing w:before="40" w:after="80"/>
+      </w:pPr>
+      <w:r>
+        <w:rPr>
+          <w:rFonts w:ascii="Calibri" w:hAnsi="Calibri" w:eastAsia="Yu Gothic"/>
+          <w:b w:val="0"/>
+          <w:i w:val="0"/>
+        </w:rPr>
+        <w:t xml:space="preserve">JLPTSuccess is a free, learner-focused study site for the Japanese-Language Proficiency Test (JLPT). It runs in any modern browser at </w:t>
+      </w:r>
+      <w:r>
+        <w:rPr>
+          <w:rFonts w:ascii="Calibri" w:hAnsi="Calibri" w:eastAsia="Yu Gothic"/>
+          <w:b w:val="0"/>
+          <w:i w:val="0"/>
+          <w:color w:val="0563C1"/>
+        </w:rPr>
+        <w:t>https://gauravaccentureproducts.github.io/JLPTSuccess/</w:t>
+      </w:r>
+      <w:r>
+        <w:rPr>
+          <w:rFonts w:ascii="Calibri" w:hAnsi="Calibri" w:eastAsia="Yu Gothic"/>
+          <w:b w:val="0"/>
+          <w:i w:val="0"/>
+        </w:rPr>
+        <w:t>, works offline as a Progressive Web App, and ships with the full corpus (grammar patterns, vocabulary entries, kanji, reading passages, listening items, and mock exam questions) plus drills, tests, an SRS-style review queue, and bilingual UI (English + Hindi).</w:t>
+      </w:r>
+    </w:p>
+    <w:p>
+      <w:pPr>
+        <w:spacing w:before="200" w:after="40"/>
+      </w:pPr>
+      <w:r>
+        <w:rPr>
+          <w:rFonts w:ascii="Calibri" w:hAnsi="Calibri" w:eastAsia="Yu Gothic"/>
+          <w:b/>
+          <w:i w:val="0"/>
+          <w:color w:val="14452A"/>
+          <w:sz w:val="28"/>
+        </w:rPr>
+        <w:t>About the N5 level</w:t>
+      </w:r>
+    </w:p>
+    <w:p>
+      <w:pPr>
+        <w:spacing w:before="40" w:after="80"/>
+      </w:pPr>
+      <w:r>
+        <w:rPr>
+          <w:rFonts w:ascii="Calibri" w:hAnsi="Calibri" w:eastAsia="Yu Gothic"/>
+          <w:b w:val="0"/>
+          <w:i w:val="0"/>
+        </w:rPr>
+        <w:t>JLPT has five levels: N5 (entry-level) → N4 → N3 → N2 → N1 (near-native). N5 is the first certification, aimed at learners who understand basic everyday Japanese: roughly 100 kanji, ~800 vocabulary items, basic verb conjugations and particles, simple polite-form sentences, and survival-level listening / reading.</w:t>
+      </w:r>
+    </w:p>
+    <w:p>
+      <w:pPr>
+        <w:spacing w:before="40" w:after="80"/>
+      </w:pPr>
+      <w:r>
+        <w:rPr>
+          <w:rFonts w:ascii="Calibri" w:hAnsi="Calibri" w:eastAsia="Yu Gothic"/>
+          <w:b w:val="0"/>
+          <w:i w:val="0"/>
+        </w:rPr>
+        <w:t xml:space="preserve">This N5 corpus currently contains: </w:t>
+      </w:r>
+      <w:r>
+        <w:rPr>
+          <w:rFonts w:ascii="Calibri" w:hAnsi="Calibri" w:eastAsia="Yu Gothic"/>
+          <w:b/>
+          <w:i w:val="0"/>
+        </w:rPr>
+        <w:t>178 grammar patterns</w:t>
+      </w:r>
+      <w:r>
+        <w:rPr>
+          <w:rFonts w:ascii="Calibri" w:hAnsi="Calibri" w:eastAsia="Yu Gothic"/>
+          <w:b w:val="0"/>
+          <w:i w:val="0"/>
+        </w:rPr>
+        <w:t xml:space="preserve"> · </w:t>
+      </w:r>
+      <w:r>
+        <w:rPr>
+          <w:rFonts w:ascii="Calibri" w:hAnsi="Calibri" w:eastAsia="Yu Gothic"/>
+          <w:b/>
+          <w:i w:val="0"/>
+        </w:rPr>
+        <w:t>1 vocabulary entries</w:t>
+      </w:r>
+      <w:r>
+        <w:rPr>
+          <w:rFonts w:ascii="Calibri" w:hAnsi="Calibri" w:eastAsia="Yu Gothic"/>
+          <w:b w:val="0"/>
+          <w:i w:val="0"/>
+        </w:rPr>
+        <w:t xml:space="preserve"> · </w:t>
+      </w:r>
+      <w:r>
+        <w:rPr>
+          <w:rFonts w:ascii="Calibri" w:hAnsi="Calibri" w:eastAsia="Yu Gothic"/>
+          <w:b/>
+          <w:i w:val="0"/>
+        </w:rPr>
+        <w:t>106 kanji</w:t>
+      </w:r>
+      <w:r>
+        <w:rPr>
+          <w:rFonts w:ascii="Calibri" w:hAnsi="Calibri" w:eastAsia="Yu Gothic"/>
+          <w:b w:val="0"/>
+          <w:i w:val="0"/>
+        </w:rPr>
+        <w:t xml:space="preserve"> · </w:t>
+      </w:r>
+      <w:r>
+        <w:rPr>
+          <w:rFonts w:ascii="Calibri" w:hAnsi="Calibri" w:eastAsia="Yu Gothic"/>
+          <w:b/>
+          <w:i w:val="0"/>
+        </w:rPr>
+        <w:t>54 reading passages</w:t>
+      </w:r>
+      <w:r>
+        <w:rPr>
+          <w:rFonts w:ascii="Calibri" w:hAnsi="Calibri" w:eastAsia="Yu Gothic"/>
+          <w:b w:val="0"/>
+          <w:i w:val="0"/>
+        </w:rPr>
+        <w:t xml:space="preserve"> · </w:t>
+      </w:r>
+      <w:r>
+        <w:rPr>
+          <w:rFonts w:ascii="Calibri" w:hAnsi="Calibri" w:eastAsia="Yu Gothic"/>
+          <w:b/>
+          <w:i w:val="0"/>
+        </w:rPr>
+        <w:t>50 listening items</w:t>
+      </w:r>
+      <w:r>
+        <w:rPr>
+          <w:rFonts w:ascii="Calibri" w:hAnsi="Calibri" w:eastAsia="Yu Gothic"/>
+          <w:b w:val="0"/>
+          <w:i w:val="0"/>
+        </w:rPr>
+        <w:t xml:space="preserve"> · </w:t>
+      </w:r>
+      <w:r>
+        <w:rPr>
+          <w:rFonts w:ascii="Calibri" w:hAnsi="Calibri" w:eastAsia="Yu Gothic"/>
+          <w:b/>
+          <w:i w:val="0"/>
+        </w:rPr>
+        <w:t>402 mock-test questions</w:t>
+      </w:r>
+      <w:r>
+        <w:rPr>
+          <w:rFonts w:ascii="Calibri" w:hAnsi="Calibri" w:eastAsia="Yu Gothic"/>
+          <w:b w:val="0"/>
+          <w:i w:val="0"/>
+        </w:rPr>
+        <w:t>. This packet covers ONLY the vocabulary corpus.</w:t>
+      </w:r>
+    </w:p>
+    <w:p>
+      <w:pPr>
+        <w:spacing w:before="200" w:after="40"/>
+      </w:pPr>
+      <w:r>
+        <w:rPr>
+          <w:rFonts w:ascii="Calibri" w:hAnsi="Calibri" w:eastAsia="Yu Gothic"/>
+          <w:b/>
+          <w:i w:val="0"/>
+          <w:color w:val="14452A"/>
+          <w:sz w:val="28"/>
+        </w:rPr>
+        <w:t>Purpose of this document</w:t>
+      </w:r>
+    </w:p>
+    <w:p>
+      <w:pPr>
+        <w:spacing w:before="40" w:after="80"/>
+      </w:pPr>
+      <w:r>
+        <w:rPr>
+          <w:rFonts w:ascii="Calibri" w:hAnsi="Calibri" w:eastAsia="Yu Gothic"/>
+          <w:b w:val="0"/>
+          <w:i w:val="0"/>
+        </w:rPr>
+        <w:t>Many of the 995 vocabulary entries were AI-generated, machine-translated, or auto-derived from corpus heuristics. Before the next public release we want a native Japanese speaker (ideally a JLPT instructor or native teacher) to verify each entry's accuracy. This packet renders the same content the live site shows on each vocab detail page — in printable form — so you can read and annotate offline.</w:t>
+      </w:r>
+    </w:p>
+    <w:p>
+      <w:pPr>
+        <w:spacing w:before="200" w:after="40"/>
+      </w:pPr>
+      <w:r>
+        <w:rPr>
+          <w:rFonts w:ascii="Calibri" w:hAnsi="Calibri" w:eastAsia="Yu Gothic"/>
+          <w:b/>
+          <w:i w:val="0"/>
+          <w:color w:val="14452A"/>
+          <w:sz w:val="28"/>
+        </w:rPr>
+        <w:t>What you (the reviewer) are asked to check</w:t>
+      </w:r>
+    </w:p>
+    <w:p>
+      <w:pPr>
+        <w:spacing w:before="40" w:after="40"/>
+      </w:pPr>
+      <w:r>
+        <w:rPr>
+          <w:rFonts w:ascii="Calibri" w:hAnsi="Calibri" w:eastAsia="Yu Gothic"/>
+          <w:b w:val="0"/>
+          <w:i w:val="0"/>
+        </w:rPr>
+        <w:t>For each entry, please verify the following. Flag anything that is wrong, awkward, or off-level for N5:</w:t>
+      </w:r>
+    </w:p>
+    <w:p>
+      <w:pPr>
+        <w:spacing w:before="40" w:after="40"/>
+      </w:pPr>
+      <w:r>
+        <w:rPr>
+          <w:rFonts w:ascii="Calibri" w:hAnsi="Calibri" w:eastAsia="Yu Gothic"/>
+          <w:b/>
+          <w:i w:val="0"/>
+        </w:rPr>
+        <w:t xml:space="preserve">• Form / Reading: </w:t>
+      </w:r>
+      <w:r>
+        <w:rPr>
+          <w:rFonts w:ascii="Calibri" w:hAnsi="Calibri" w:eastAsia="Yu Gothic"/>
+          <w:b w:val="0"/>
+          <w:i w:val="0"/>
+        </w:rPr>
+        <w:t>Does the kanji + kana headword spell the intended word correctly? Is the reading kana accurate?</w:t>
+      </w:r>
+    </w:p>
+    <w:p>
+      <w:pPr>
+        <w:spacing w:before="40" w:after="40"/>
+      </w:pPr>
+      <w:r>
+        <w:rPr>
+          <w:rFonts w:ascii="Calibri" w:hAnsi="Calibri" w:eastAsia="Yu Gothic"/>
+          <w:b/>
+          <w:i w:val="0"/>
+        </w:rPr>
+        <w:t xml:space="preserve">• English gloss: </w:t>
+      </w:r>
+      <w:r>
+        <w:rPr>
+          <w:rFonts w:ascii="Calibri" w:hAnsi="Calibri" w:eastAsia="Yu Gothic"/>
+          <w:b w:val="0"/>
+          <w:i w:val="0"/>
+        </w:rPr>
+        <w:t>Does it convey the Japanese meaning at N5 level? Too narrow, too broad, idiomatic-only, or just wrong?</w:t>
+      </w:r>
+    </w:p>
+    <w:p>
+      <w:pPr>
+        <w:spacing w:before="40" w:after="40"/>
+      </w:pPr>
+      <w:r>
+        <w:rPr>
+          <w:rFonts w:ascii="Calibri" w:hAnsi="Calibri" w:eastAsia="Yu Gothic"/>
+          <w:b/>
+          <w:i w:val="0"/>
+        </w:rPr>
+        <w:t xml:space="preserve">• Hindi gloss (when shown): </w:t>
+      </w:r>
+      <w:r>
+        <w:rPr>
+          <w:rFonts w:ascii="Calibri" w:hAnsi="Calibri" w:eastAsia="Yu Gothic"/>
+          <w:b w:val="0"/>
+          <w:i w:val="0"/>
+        </w:rPr>
+        <w:t>Translation accuracy — does the Hindi term match the Japanese sense at N5 level?</w:t>
+      </w:r>
+    </w:p>
+    <w:p>
+      <w:pPr>
+        <w:spacing w:before="40" w:after="40"/>
+      </w:pPr>
+      <w:r>
+        <w:rPr>
+          <w:rFonts w:ascii="Calibri" w:hAnsi="Calibri" w:eastAsia="Yu Gothic"/>
+          <w:b/>
+          <w:i w:val="0"/>
+        </w:rPr>
+        <w:t xml:space="preserve">• Example sentences: </w:t>
+      </w:r>
+      <w:r>
+        <w:rPr>
+          <w:rFonts w:ascii="Calibri" w:hAnsi="Calibri" w:eastAsia="Yu Gothic"/>
+          <w:b w:val="0"/>
+          <w:i w:val="0"/>
+        </w:rPr>
+        <w:t>Natural, grammatical, level-appropriate. Catch unnatural word order, wrong particles, kanji a beginner won't know, or sentences that don't illustrate the headword.</w:t>
+      </w:r>
+    </w:p>
+    <w:p>
+      <w:pPr>
+        <w:spacing w:before="40" w:after="40"/>
+      </w:pPr>
+      <w:r>
+        <w:rPr>
+          <w:rFonts w:ascii="Calibri" w:hAnsi="Calibri" w:eastAsia="Yu Gothic"/>
+          <w:b/>
+          <w:i w:val="0"/>
+        </w:rPr>
+        <w:t xml:space="preserve">• Particle examples: </w:t>
+      </w:r>
+      <w:r>
+        <w:rPr>
+          <w:rFonts w:ascii="Calibri" w:hAnsi="Calibri" w:eastAsia="Yu Gothic"/>
+          <w:b w:val="0"/>
+          <w:i w:val="0"/>
+        </w:rPr>
+        <w:t>Are these the collocations a native speaker would actually use? Anything obviously template-generated rather than real usage?</w:t>
+      </w:r>
+    </w:p>
+    <w:p>
+      <w:pPr>
+        <w:spacing w:before="40" w:after="40"/>
+      </w:pPr>
+      <w:r>
+        <w:rPr>
+          <w:rFonts w:ascii="Calibri" w:hAnsi="Calibri" w:eastAsia="Yu Gothic"/>
+          <w:b/>
+          <w:i w:val="0"/>
+        </w:rPr>
+        <w:t xml:space="preserve">• Pitch accent: </w:t>
+      </w:r>
+      <w:r>
+        <w:rPr>
+          <w:rFonts w:ascii="Calibri" w:hAnsi="Calibri" w:eastAsia="Yu Gothic"/>
+          <w:b w:val="0"/>
+          <w:i w:val="0"/>
+        </w:rPr>
+        <w:t>HL contour (Tokyo dialect). Drop position correct? Heiban vs kifuku flagged correctly?</w:t>
+      </w:r>
+    </w:p>
+    <w:p>
+      <w:pPr>
+        <w:spacing w:before="40" w:after="40"/>
+      </w:pPr>
+      <w:r>
+        <w:rPr>
+          <w:rFonts w:ascii="Calibri" w:hAnsi="Calibri" w:eastAsia="Yu Gothic"/>
+          <w:b/>
+          <w:i w:val="0"/>
+        </w:rPr>
+        <w:t xml:space="preserve">• Counter (if shown): </w:t>
+      </w:r>
+      <w:r>
+        <w:rPr>
+          <w:rFonts w:ascii="Calibri" w:hAnsi="Calibri" w:eastAsia="Yu Gothic"/>
+          <w:b w:val="0"/>
+          <w:i w:val="0"/>
+        </w:rPr>
+        <w:t>Is the counter shown the one a Japanese speaker would use for this object/concept?</w:t>
+      </w:r>
+    </w:p>
+    <w:p>
+      <w:pPr>
+        <w:spacing w:before="40" w:after="40"/>
+      </w:pPr>
+      <w:r>
+        <w:rPr>
+          <w:rFonts w:ascii="Calibri" w:hAnsi="Calibri" w:eastAsia="Yu Gothic"/>
+          <w:b/>
+          <w:i w:val="0"/>
+        </w:rPr>
+        <w:t xml:space="preserve">• Register: </w:t>
+      </w:r>
+      <w:r>
+        <w:rPr>
+          <w:rFonts w:ascii="Calibri" w:hAnsi="Calibri" w:eastAsia="Yu Gothic"/>
+          <w:b w:val="0"/>
+          <w:i w:val="0"/>
+        </w:rPr>
+        <w:t>neutral / casual / polite / humble / respectful — accurate? And does the entry feel like N5-appropriate vocabulary at that register?</w:t>
+      </w:r>
+    </w:p>
+    <w:p>
+      <w:pPr>
+        <w:spacing w:before="40" w:after="40"/>
+      </w:pPr>
+      <w:r>
+        <w:rPr>
+          <w:rFonts w:ascii="Calibri" w:hAnsi="Calibri" w:eastAsia="Yu Gothic"/>
+          <w:b/>
+          <w:i w:val="0"/>
+        </w:rPr>
+        <w:t xml:space="preserve">• Part of speech / Verb class: </w:t>
+      </w:r>
+      <w:r>
+        <w:rPr>
+          <w:rFonts w:ascii="Calibri" w:hAnsi="Calibri" w:eastAsia="Yu Gothic"/>
+          <w:b w:val="0"/>
+          <w:i w:val="0"/>
+        </w:rPr>
+        <w:t>Noun / verb / adjective / particle classification. For verbs: Group 1 (う-verb) / Group 2 (る-verb) / Irregular — correct? Group-1 exception flag accurate?</w:t>
+      </w:r>
+    </w:p>
+    <w:p>
+      <w:pPr>
+        <w:spacing w:before="40" w:after="40"/>
+      </w:pPr>
+      <w:r>
+        <w:rPr>
+          <w:rFonts w:ascii="Calibri" w:hAnsi="Calibri" w:eastAsia="Yu Gothic"/>
+          <w:b/>
+          <w:i w:val="0"/>
+        </w:rPr>
+        <w:t xml:space="preserve">• False friends, pragmatic, devoiced vowels: </w:t>
+      </w:r>
+      <w:r>
+        <w:rPr>
+          <w:rFonts w:ascii="Calibri" w:hAnsi="Calibri" w:eastAsia="Yu Gothic"/>
+          <w:b w:val="0"/>
+          <w:i w:val="0"/>
+        </w:rPr>
+        <w:t>When shown, do these notes match how the word actually behaves in modern standard Japanese?</w:t>
+      </w:r>
+    </w:p>
+    <w:p>
+      <w:pPr>
+        <w:spacing w:before="200" w:after="40"/>
+      </w:pPr>
+      <w:r>
+        <w:rPr>
+          <w:rFonts w:ascii="Calibri" w:hAnsi="Calibri" w:eastAsia="Yu Gothic"/>
+          <w:b/>
+          <w:i w:val="0"/>
+          <w:color w:val="14452A"/>
+          <w:sz w:val="28"/>
+        </w:rPr>
+        <w:t>Where to write your review comments</w:t>
+      </w:r>
+    </w:p>
+    <w:p>
+      <w:pPr>
+        <w:spacing w:before="40" w:after="80"/>
+      </w:pPr>
+      <w:r>
+        <w:rPr>
+          <w:rFonts w:ascii="Calibri" w:hAnsi="Calibri" w:eastAsia="Yu Gothic"/>
+          <w:b w:val="0"/>
+          <w:i w:val="0"/>
+        </w:rPr>
+        <w:t xml:space="preserve">Each entry page has a gray-bordered </w:t>
+      </w:r>
+      <w:r>
+        <w:rPr>
+          <w:rFonts w:ascii="Calibri" w:hAnsi="Calibri" w:eastAsia="Yu Gothic"/>
+          <w:b/>
+          <w:i w:val="0"/>
+        </w:rPr>
+        <w:t>Reviewer notes</w:t>
+      </w:r>
+      <w:r>
+        <w:rPr>
+          <w:rFonts w:ascii="Calibri" w:hAnsi="Calibri" w:eastAsia="Yu Gothic"/>
+          <w:b w:val="0"/>
+          <w:i w:val="0"/>
+        </w:rPr>
+        <w:t xml:space="preserve"> table box at the bottom (after the entry's last section). Click into that table and type your comments directly there. You can write in Japanese, English, or Hindi — whichever is natural. There is no required format: bullet points, prose, or short verdicts ("OK" / "reading wrong: should be ") all work. The team will read everything.</w:t>
+      </w:r>
+    </w:p>
+    <w:p>
+      <w:pPr>
+        <w:spacing w:before="40" w:after="80"/>
+      </w:pPr>
+      <w:r>
+        <w:rPr>
+          <w:rFonts w:ascii="Calibri" w:hAnsi="Calibri" w:eastAsia="Yu Gothic"/>
+          <w:b w:val="0"/>
+          <w:i w:val="0"/>
+        </w:rPr>
+        <w:t>If an entry is correct as-is, you can either leave the Reviewer-notes box empty, or write a brief OK / 問題なし — either signals "reviewed, no changes".</w:t>
+      </w:r>
+    </w:p>
+    <w:p>
+      <w:pPr>
+        <w:spacing w:before="40" w:after="80"/>
+      </w:pPr>
+      <w:r>
+        <w:rPr>
+          <w:rFonts w:ascii="Calibri" w:hAnsi="Calibri" w:eastAsia="Yu Gothic"/>
+          <w:b w:val="0"/>
+          <w:i w:val="0"/>
+        </w:rPr>
+        <w:t>Heavy-rewrite suggestions (whole replacement examples, full new particle-example lists) are welcome — put them directly into the notes box; we'll port them back to the corpus on our end.</w:t>
+      </w:r>
+    </w:p>
+    <w:p>
+      <w:pPr>
+        <w:spacing w:before="200" w:after="40"/>
+      </w:pPr>
+      <w:r>
+        <w:rPr>
+          <w:rFonts w:ascii="Calibri" w:hAnsi="Calibri" w:eastAsia="Yu Gothic"/>
+          <w:b/>
+          <w:i w:val="0"/>
+          <w:color w:val="14452A"/>
+          <w:sz w:val="28"/>
+        </w:rPr>
+        <w:t>Quick guide to each entry page</w:t>
+      </w:r>
+    </w:p>
+    <w:p>
+      <w:pPr>
+        <w:spacing w:before="20" w:after="20"/>
+      </w:pPr>
+      <w:r>
+        <w:rPr>
+          <w:rFonts w:ascii="Calibri" w:hAnsi="Calibri" w:eastAsia="Yu Gothic"/>
+          <w:b/>
+          <w:i w:val="0"/>
+        </w:rPr>
+        <w:t xml:space="preserve">• Small gray header line: </w:t>
+      </w:r>
+      <w:r>
+        <w:rPr>
+          <w:rFonts w:ascii="Calibri" w:hAnsi="Calibri" w:eastAsia="Yu Gothic"/>
+          <w:b w:val="0"/>
+          <w:i w:val="0"/>
+        </w:rPr>
+        <w:t>The numbered section the entry belongs to (e.g. "1. People - Pronouns and Self"). 41 sections total, grouped on the Contents page into 8 super-categories.</w:t>
+      </w:r>
+    </w:p>
+    <w:p>
+      <w:pPr>
+        <w:spacing w:before="20" w:after="20"/>
+      </w:pPr>
+      <w:r>
+        <w:rPr>
+          <w:rFonts w:ascii="Calibri" w:hAnsi="Calibri" w:eastAsia="Yu Gothic"/>
+          <w:b/>
+          <w:i w:val="0"/>
+        </w:rPr>
+        <w:t xml:space="preserve">• Large dark-green word: </w:t>
+      </w:r>
+      <w:r>
+        <w:rPr>
+          <w:rFonts w:ascii="Calibri" w:hAnsi="Calibri" w:eastAsia="Yu Gothic"/>
+          <w:b w:val="0"/>
+          <w:i w:val="0"/>
+        </w:rPr>
+        <w:t>The entry headword (form): kanji if used at N5, otherwise kana.</w:t>
+      </w:r>
+    </w:p>
+    <w:p>
+      <w:pPr>
+        <w:spacing w:before="20" w:after="20"/>
+      </w:pPr>
+      <w:r>
+        <w:rPr>
+          <w:rFonts w:ascii="Calibri" w:hAnsi="Calibri" w:eastAsia="Yu Gothic"/>
+          <w:b/>
+          <w:i w:val="0"/>
+        </w:rPr>
+        <w:t xml:space="preserve">• Gray kana line below: </w:t>
+      </w:r>
+      <w:r>
+        <w:rPr>
+          <w:rFonts w:ascii="Calibri" w:hAnsi="Calibri" w:eastAsia="Yu Gothic"/>
+          <w:b w:val="0"/>
+          <w:i w:val="0"/>
+        </w:rPr>
+        <w:t>The reading (only shown when it differs from the form, e.g. kanji headwords).</w:t>
+      </w:r>
+    </w:p>
+    <w:p>
+      <w:pPr>
+        <w:spacing w:before="20" w:after="20"/>
+      </w:pPr>
+      <w:r>
+        <w:rPr>
+          <w:rFonts w:ascii="Calibri" w:hAnsi="Calibri" w:eastAsia="Yu Gothic"/>
+          <w:b/>
+          <w:i w:val="0"/>
+        </w:rPr>
+        <w:t xml:space="preserve">• Italic gray subtitle: </w:t>
+      </w:r>
+      <w:r>
+        <w:rPr>
+          <w:rFonts w:ascii="Calibri" w:hAnsi="Calibri" w:eastAsia="Yu Gothic"/>
+          <w:b w:val="0"/>
+          <w:i w:val="0"/>
+        </w:rPr>
+        <w:t>The English gloss — short translation of the meaning.</w:t>
+      </w:r>
+    </w:p>
+    <w:p>
+      <w:pPr>
+        <w:spacing w:before="20" w:after="20"/>
+      </w:pPr>
+      <w:r>
+        <w:rPr>
+          <w:rFonts w:ascii="Calibri" w:hAnsi="Calibri" w:eastAsia="Yu Gothic"/>
+          <w:b/>
+          <w:i w:val="0"/>
+        </w:rPr>
+        <w:t xml:space="preserve">• MEANING section: </w:t>
+      </w:r>
+      <w:r>
+        <w:rPr>
+          <w:rFonts w:ascii="Calibri" w:hAnsi="Calibri" w:eastAsia="Yu Gothic"/>
+          <w:b w:val="0"/>
+          <w:i w:val="0"/>
+        </w:rPr>
+        <w:t>Structured detail: English, Hindi gloss (when present), reading, pitch-accent HL contour, counter, register, register origin, POS / verb-class, frequency rank, and patterns that frequently co-occur with this word.</w:t>
+      </w:r>
+    </w:p>
+    <w:p>
+      <w:pPr>
+        <w:spacing w:before="20" w:after="20"/>
+      </w:pPr>
+      <w:r>
+        <w:rPr>
+          <w:rFonts w:ascii="Calibri" w:hAnsi="Calibri" w:eastAsia="Yu Gothic"/>
+          <w:b/>
+          <w:i w:val="0"/>
+        </w:rPr>
+        <w:t xml:space="preserve">• Example sentences: </w:t>
+      </w:r>
+      <w:r>
+        <w:rPr>
+          <w:rFonts w:ascii="Calibri" w:hAnsi="Calibri" w:eastAsia="Yu Gothic"/>
+          <w:b w:val="0"/>
+          <w:i w:val="0"/>
+        </w:rPr>
+        <w:t>Real Japanese sentences using the entry, with English translation. Each line shows a "From pattern" or "Provenance" tag indicating where the example came from.</w:t>
+      </w:r>
+    </w:p>
+    <w:p>
+      <w:pPr>
+        <w:spacing w:before="20" w:after="20"/>
+      </w:pPr>
+      <w:r>
+        <w:rPr>
+          <w:rFonts w:ascii="Calibri" w:hAnsi="Calibri" w:eastAsia="Yu Gothic"/>
+          <w:b/>
+          <w:i w:val="0"/>
+        </w:rPr>
+        <w:t xml:space="preserve">• Particle examples: </w:t>
+      </w:r>
+      <w:r>
+        <w:rPr>
+          <w:rFonts w:ascii="Calibri" w:hAnsi="Calibri" w:eastAsia="Yu Gothic"/>
+          <w:b w:val="0"/>
+          <w:i w:val="0"/>
+        </w:rPr>
+        <w:t>Short particle-collocation templates (e.g. "わたしの ともだち"). Historically called "collocations" — renamed because they are particle templates, not real corpus collocations.</w:t>
+      </w:r>
+    </w:p>
+    <w:p>
+      <w:pPr>
+        <w:spacing w:before="20" w:after="20"/>
+      </w:pPr>
+      <w:r>
+        <w:rPr>
+          <w:rFonts w:ascii="Calibri" w:hAnsi="Calibri" w:eastAsia="Yu Gothic"/>
+          <w:b/>
+          <w:i w:val="0"/>
+        </w:rPr>
+        <w:t xml:space="preserve">• Provenance &amp; review status: </w:t>
+      </w:r>
+      <w:r>
+        <w:rPr>
+          <w:rFonts w:ascii="Calibri" w:hAnsi="Calibri" w:eastAsia="Yu Gothic"/>
+          <w:b w:val="0"/>
+          <w:i w:val="0"/>
+        </w:rPr>
+        <w:t>A small footer showing which fields are AI-generated vs native-reviewed. Helpful context for prioritising your attention.</w:t>
+      </w:r>
+    </w:p>
+    <w:p>
+      <w:pPr>
+        <w:spacing w:before="20" w:after="20"/>
+      </w:pPr>
+      <w:r>
+        <w:rPr>
+          <w:rFonts w:ascii="Calibri" w:hAnsi="Calibri" w:eastAsia="Yu Gothic"/>
+          <w:b/>
+          <w:i w:val="0"/>
+        </w:rPr>
+        <w:t xml:space="preserve">• Reviewer notes: </w:t>
+      </w:r>
+      <w:r>
+        <w:rPr>
+          <w:rFonts w:ascii="Calibri" w:hAnsi="Calibri" w:eastAsia="Yu Gothic"/>
+          <w:b w:val="0"/>
+          <w:i w:val="0"/>
+        </w:rPr>
+        <w:t>The gray-bordered box where you write your feedback. (See previous section.)</w:t>
+      </w:r>
+    </w:p>
+    <w:p>
+      <w:pPr>
+        <w:spacing w:before="200" w:after="40"/>
+      </w:pPr>
+      <w:r>
+        <w:rPr>
+          <w:rFonts w:ascii="Calibri" w:hAnsi="Calibri" w:eastAsia="Yu Gothic"/>
+          <w:b/>
+          <w:i w:val="0"/>
+          <w:color w:val="14452A"/>
+          <w:sz w:val="28"/>
+        </w:rPr>
+        <w:t>Logistics</w:t>
+      </w:r>
+    </w:p>
+    <w:p>
+      <w:pPr>
+        <w:spacing w:before="40" w:after="80"/>
+      </w:pPr>
+      <w:r>
+        <w:rPr>
+          <w:rFonts w:ascii="Calibri" w:hAnsi="Calibri" w:eastAsia="Yu Gothic"/>
+          <w:b w:val="0"/>
+          <w:i w:val="0"/>
+        </w:rPr>
+        <w:t>Save the document with your edits and send the same .docx file back via email or the shared link you received. If a single entry needs a long discussion, feel free to email separately with the entry's headword as the subject — we'll route it to the right place. Thank you for the time and care; native review is the single highest-impact step in our quality pipeline.</w:t>
+      </w:r>
+    </w:p>
+    <w:p>
+      <w:r>
+        <w:br w:type="page"/>
+      </w:r>
+    </w:p>
     <w:p>
       <w:pPr>
         <w:spacing w:before="0" w:after="0"/>

--- a/N5/docs/vocab-review/N5-vocab-review-SAMPLE-私.docx
+++ b/N5/docs/vocab-review/N5-vocab-review-SAMPLE-私.docx
@@ -521,7 +521,7 @@
           <w:b w:val="0"/>
           <w:i w:val="0"/>
         </w:rPr>
-        <w:t xml:space="preserve"> table box at the bottom (after the entry's last section). Click into that table and type your comments directly there. You can write in Japanese, English, or Hindi — whichever is natural. There is no required format: bullet points, prose, or short verdicts ("OK" / "reading wrong: should be ") all work. The team will read everything.</w:t>
+        <w:t xml:space="preserve"> table box at the bottom (after the entry's last section). Click into that table and type your comments directly there. You can write in Japanese, English, or Hindi — whichever is natural. There is no required format: bullet points, prose, or short verdicts ("OK" / "reading wrong: should be ") all work.</w:t>
       </w:r>
     </w:p>
     <w:p>
@@ -534,7 +534,55 @@
           <w:b w:val="0"/>
           <w:i w:val="0"/>
         </w:rPr>
-        <w:t>If an entry is correct as-is, you can either leave the Reviewer-notes box empty, or write a brief OK / 問題なし — either signals "reviewed, no changes".</w:t>
+        <w:t xml:space="preserve">Please write your feedback in </w:t>
+      </w:r>
+      <w:r>
+        <w:rPr>
+          <w:rFonts w:ascii="Calibri" w:hAnsi="Calibri" w:eastAsia="Yu Gothic"/>
+          <w:b/>
+          <w:i w:val="0"/>
+        </w:rPr>
+        <w:t>every entry's</w:t>
+      </w:r>
+      <w:r>
+        <w:rPr>
+          <w:rFonts w:ascii="Calibri" w:hAnsi="Calibri" w:eastAsia="Yu Gothic"/>
+          <w:b w:val="0"/>
+          <w:i w:val="0"/>
+        </w:rPr>
+        <w:t xml:space="preserve"> Reviewer-notes box individually — do not skip entries. Per-entry feedback (one box at a time) is much easier for us to act on than a single end-of-document summary, and ensures every entry has been considered. Even a brief </w:t>
+      </w:r>
+      <w:r>
+        <w:rPr>
+          <w:rFonts w:ascii="Calibri" w:hAnsi="Calibri" w:eastAsia="Yu Gothic"/>
+          <w:b/>
+          <w:i w:val="0"/>
+        </w:rPr>
+        <w:t>OK</w:t>
+      </w:r>
+      <w:r>
+        <w:rPr>
+          <w:rFonts w:ascii="Calibri" w:hAnsi="Calibri" w:eastAsia="Yu Gothic"/>
+          <w:b w:val="0"/>
+          <w:i w:val="0"/>
+        </w:rPr>
+        <w:t xml:space="preserve"> / </w:t>
+      </w:r>
+      <w:r>
+        <w:rPr>
+          <w:rFonts w:ascii="Calibri" w:hAnsi="Calibri" w:eastAsia="Yu Gothic"/>
+          <w:b/>
+          <w:i w:val="0"/>
+        </w:rPr>
+        <w:t>問題なし</w:t>
+      </w:r>
+      <w:r>
+        <w:rPr>
+          <w:rFonts w:ascii="Calibri" w:hAnsi="Calibri" w:eastAsia="Yu Gothic"/>
+          <w:b w:val="0"/>
+          <w:i w:val="0"/>
+        </w:rPr>
+        <w:t xml:space="preserve"> counts as a reviewed entry — that signals "I looked at this one, no changes needed."</w:t>
       </w:r>
     </w:p>
     <w:p>
@@ -779,7 +827,39 @@
           <w:b w:val="0"/>
           <w:i w:val="0"/>
         </w:rPr>
-        <w:t>Save the document with your edits and send the same .docx file back via email or the shared link you received. If a single entry needs a long discussion, feel free to email separately with the entry's headword as the subject — we'll route it to the right place. Thank you for the time and care; native review is the single highest-impact step in our quality pipeline.</w:t>
+        <w:t xml:space="preserve">When you are done, simply </w:t>
+      </w:r>
+      <w:r>
+        <w:rPr>
+          <w:rFonts w:ascii="Calibri" w:hAnsi="Calibri" w:eastAsia="Yu Gothic"/>
+          <w:b/>
+          <w:i w:val="0"/>
+        </w:rPr>
+        <w:t>save the document</w:t>
+      </w:r>
+      <w:r>
+        <w:rPr>
+          <w:rFonts w:ascii="Calibri" w:hAnsi="Calibri" w:eastAsia="Yu Gothic"/>
+          <w:b w:val="0"/>
+          <w:i w:val="0"/>
+        </w:rPr>
+        <w:t xml:space="preserve"> with all your edits. You do </w:t>
+      </w:r>
+      <w:r>
+        <w:rPr>
+          <w:rFonts w:ascii="Calibri" w:hAnsi="Calibri" w:eastAsia="Yu Gothic"/>
+          <w:b/>
+          <w:i w:val="0"/>
+        </w:rPr>
+        <w:t>not</w:t>
+      </w:r>
+      <w:r>
+        <w:rPr>
+          <w:rFonts w:ascii="Calibri" w:hAnsi="Calibri" w:eastAsia="Yu Gothic"/>
+          <w:b w:val="0"/>
+          <w:i w:val="0"/>
+        </w:rPr>
+        <w:t xml:space="preserve"> need to send it anywhere — keep the file locally; our team will follow up to collect it (or you can hand it back via whatever channel we used to share it). Thank you for the time and care; native review is the single highest-impact step in our quality pipeline.</w:t>
       </w:r>
     </w:p>
     <w:p>

--- a/N5/docs/vocab-review/N5-vocab-review-SAMPLE-私.docx
+++ b/N5/docs/vocab-review/N5-vocab-review-SAMPLE-私.docx
@@ -29,7 +29,7 @@
           <w:color w:val="666666"/>
           <w:sz w:val="20"/>
         </w:rPr>
-        <w:t>1 entries  ·  built 2026-06-04  ·  JLPTSuccess release v1.17.37</w:t>
+        <w:t>1 entries  ·  built 2026-06-04  ·  JLPTSuccess release v1.17.38</w:t>
       </w:r>
     </w:p>
     <w:p>
@@ -1422,6 +1422,70 @@
           <w:color w:val="14452A"/>
           <w:sz w:val="26"/>
         </w:rPr>
+        <w:t>Multiple uses (pragmatic)</w:t>
+      </w:r>
+      <w:r>
+        <w:rPr>
+          <w:rFonts w:ascii="Calibri" w:hAnsi="Calibri" w:eastAsia="Yu Gothic"/>
+          <w:b w:val="0"/>
+          <w:i w:val="0"/>
+          <w:color w:val="666666"/>
+          <w:sz w:val="20"/>
+        </w:rPr>
+        <w:t xml:space="preserve">  用法</w:t>
+      </w:r>
+    </w:p>
+    <w:p>
+      <w:pPr>
+        <w:spacing w:before="40" w:after="40"/>
+      </w:pPr>
+      <w:r>
+        <w:rPr>
+          <w:rFonts w:ascii="Calibri" w:hAnsi="Calibri" w:eastAsia="Yu Gothic"/>
+          <w:b/>
+          <w:i w:val="0"/>
+        </w:rPr>
+        <w:t>'I' — often OMITTED in Japanese when context is clear</w:t>
+      </w:r>
+      <w:r>
+        <w:rPr>
+          <w:rFonts w:ascii="Calibri" w:hAnsi="Calibri" w:eastAsia="Yu Gothic"/>
+          <w:b w:val="0"/>
+          <w:i w:val="0"/>
+        </w:rPr>
+        <w:t xml:space="preserve">  —  私 means 'I' / 'me', but native Japanese speakers usually OMIT the subject when it's already clear from context. Saying 私 explicitly in every sentence sounds heavy or English-influenced.</w:t>
+      </w:r>
+    </w:p>
+    <w:p>
+      <w:pPr>
+        <w:spacing w:before="0" w:after="40"/>
+      </w:pPr>
+      <w:r>
+        <w:rPr>
+          <w:rFonts w:ascii="Calibri" w:hAnsi="Calibri" w:eastAsia="Yu Gothic"/>
+          <w:b w:val="0"/>
+          <w:i w:val="0"/>
+          <w:color w:val="666666"/>
+          <w:sz w:val="20"/>
+        </w:rPr>
+        <w:t>Examples: 「日本語を勉強します」 (subject omitted, understood as 'I') is more natural than 「私は日本語を勉強します」 in everyday speech. Use 私 when contrasting ('わたしは行きません、あなたは…') or first introducing yourself. Reading 'わたくし' is the formal version; 'わたし' is everyday-polite.</w:t>
+      </w:r>
+    </w:p>
+    <w:p>
+      <w:pPr>
+        <w:spacing w:before="200" w:after="60"/>
+        <w:pBdr>
+          <w:bottom w:val="single" w:sz="4" w:space="1" w:color="CCCCCC"/>
+        </w:pBdr>
+      </w:pPr>
+      <w:r>
+        <w:rPr>
+          <w:rFonts w:ascii="Calibri" w:hAnsi="Calibri" w:eastAsia="Yu Gothic"/>
+          <w:b/>
+          <w:i w:val="0"/>
+          <w:color w:val="14452A"/>
+          <w:sz w:val="26"/>
+        </w:rPr>
         <w:t>Provenance &amp; review status</w:t>
       </w:r>
       <w:r>
@@ -1529,13 +1593,33 @@
           </w:tcPr>
           <w:p>
             <w:pPr>
-              <w:spacing w:after="120"/>
+              <w:spacing w:after="40"/>
             </w:pPr>
+            <w:r>
+              <w:rPr>
+                <w:rFonts w:ascii="Calibri" w:hAnsi="Calibri" w:eastAsia="Yu Gothic"/>
+                <w:b w:val="0"/>
+                <w:i/>
+                <w:color w:val="B31B1B"/>
+                <w:sz w:val="20"/>
+              </w:rPr>
+              <w:t>☐ 未確認 / not yet reviewed</w:t>
+            </w:r>
           </w:p>
           <w:p>
             <w:pPr>
               <w:spacing w:after="120"/>
             </w:pPr>
+            <w:r>
+              <w:rPr>
+                <w:rFonts w:ascii="Calibri" w:hAnsi="Calibri" w:eastAsia="Yu Gothic"/>
+                <w:b w:val="0"/>
+                <w:i/>
+                <w:color w:val="666666"/>
+                <w:sz w:val="18"/>
+              </w:rPr>
+              <w:t>[Native reviewer: delete the line above and write 「問題なし。」 if the entry is correct, OR 「要修正: &lt;issue&gt;」 with a specific issue. Empty boxes are treated as 'not yet reviewed'.]</w:t>
+            </w:r>
           </w:p>
           <w:p>
             <w:pPr>

--- a/N5/docs/vocab-review/N5-vocab-review-SAMPLE-私.docx
+++ b/N5/docs/vocab-review/N5-vocab-review-SAMPLE-私.docx
@@ -29,7 +29,7 @@
           <w:color w:val="666666"/>
           <w:sz w:val="20"/>
         </w:rPr>
-        <w:t>1 entries  ·  built 2026-06-04  ·  JLPTSuccess release v1.17.38</w:t>
+        <w:t>1 entries  ·  built 2026-06-06  ·  JLPTSuccess release v1.17.40</w:t>
       </w:r>
     </w:p>
     <w:p>
@@ -385,27 +385,6 @@
           <w:b/>
           <w:i w:val="0"/>
         </w:rPr>
-        <w:t xml:space="preserve">• Pitch accent: </w:t>
-      </w:r>
-      <w:r>
-        <w:rPr>
-          <w:rFonts w:ascii="Calibri" w:hAnsi="Calibri" w:eastAsia="Yu Gothic"/>
-          <w:b w:val="0"/>
-          <w:i w:val="0"/>
-        </w:rPr>
-        <w:t>HL contour (Tokyo dialect). Drop position correct? Heiban vs kifuku flagged correctly?</w:t>
-      </w:r>
-    </w:p>
-    <w:p>
-      <w:pPr>
-        <w:spacing w:before="40" w:after="40"/>
-      </w:pPr>
-      <w:r>
-        <w:rPr>
-          <w:rFonts w:ascii="Calibri" w:hAnsi="Calibri" w:eastAsia="Yu Gothic"/>
-          <w:b/>
-          <w:i w:val="0"/>
-        </w:rPr>
         <w:t xml:space="preserve">• Counter (if shown): </w:t>
       </w:r>
       <w:r>
@@ -427,7 +406,7 @@
           <w:b/>
           <w:i w:val="0"/>
         </w:rPr>
-        <w:t xml:space="preserve">• Register: </w:t>
+        <w:t xml:space="preserve">• Verb class (for verbs): </w:t>
       </w:r>
       <w:r>
         <w:rPr>
@@ -435,28 +414,7 @@
           <w:b w:val="0"/>
           <w:i w:val="0"/>
         </w:rPr>
-        <w:t>neutral / casual / polite / humble / respectful — accurate? And does the entry feel like N5-appropriate vocabulary at that register?</w:t>
-      </w:r>
-    </w:p>
-    <w:p>
-      <w:pPr>
-        <w:spacing w:before="40" w:after="40"/>
-      </w:pPr>
-      <w:r>
-        <w:rPr>
-          <w:rFonts w:ascii="Calibri" w:hAnsi="Calibri" w:eastAsia="Yu Gothic"/>
-          <w:b/>
-          <w:i w:val="0"/>
-        </w:rPr>
-        <w:t xml:space="preserve">• Part of speech / Verb class: </w:t>
-      </w:r>
-      <w:r>
-        <w:rPr>
-          <w:rFonts w:ascii="Calibri" w:hAnsi="Calibri" w:eastAsia="Yu Gothic"/>
-          <w:b w:val="0"/>
-          <w:i w:val="0"/>
-        </w:rPr>
-        <w:t>Noun / verb / adjective / particle classification. For verbs: Group 1 (う-verb) / Group 2 (る-verb) / Irregular — correct? Group-1 exception flag accurate?</w:t>
+        <w:t>Group 1 (う-verb) / Group 2 (る-verb) / Irregular — correct? Group-1 exception flag accurate?</w:t>
       </w:r>
     </w:p>
     <w:p>
@@ -715,7 +673,7 @@
           <w:b w:val="0"/>
           <w:i w:val="0"/>
         </w:rPr>
-        <w:t>Structured detail: English, Hindi gloss (when present), reading, pitch-accent HL contour, counter, register, register origin, POS / verb-class, frequency rank, and patterns that frequently co-occur with this word.</w:t>
+        <w:t>Structured detail: English, Hindi gloss (when present), reading, counter, and verb-class (for verbs).</w:t>
       </w:r>
     </w:p>
     <w:p>
@@ -1030,37 +988,6 @@
           <w:b/>
           <w:i w:val="0"/>
         </w:rPr>
-        <w:t xml:space="preserve">Pitch accent: </w:t>
-      </w:r>
-      <w:r>
-        <w:rPr>
-          <w:rFonts w:ascii="Calibri" w:hAnsi="Calibri" w:eastAsia="Yu Gothic"/>
-          <w:b w:val="0"/>
-          <w:i w:val="0"/>
-        </w:rPr>
-        <w:t>Lわ Hた Hし (heiban)</w:t>
-      </w:r>
-      <w:r>
-        <w:rPr>
-          <w:rFonts w:ascii="Calibri" w:hAnsi="Calibri" w:eastAsia="Yu Gothic"/>
-          <w:b w:val="0"/>
-          <w:i w:val="0"/>
-          <w:color w:val="666666"/>
-          <w:sz w:val="18"/>
-        </w:rPr>
-        <w:t xml:space="preserve">  [confidence: high]</w:t>
-      </w:r>
-    </w:p>
-    <w:p>
-      <w:pPr>
-        <w:spacing w:before="40" w:after="40"/>
-      </w:pPr>
-      <w:r>
-        <w:rPr>
-          <w:rFonts w:ascii="Calibri" w:hAnsi="Calibri" w:eastAsia="Yu Gothic"/>
-          <w:b/>
-          <w:i w:val="0"/>
-        </w:rPr>
         <w:t xml:space="preserve">Counter: </w:t>
       </w:r>
       <w:r>
@@ -1070,111 +997,6 @@
           <w:i w:val="0"/>
         </w:rPr>
         <w:t>〜にん</w:t>
-      </w:r>
-    </w:p>
-    <w:p>
-      <w:pPr>
-        <w:spacing w:before="40" w:after="40"/>
-      </w:pPr>
-      <w:r>
-        <w:rPr>
-          <w:rFonts w:ascii="Calibri" w:hAnsi="Calibri" w:eastAsia="Yu Gothic"/>
-          <w:b/>
-          <w:i w:val="0"/>
-        </w:rPr>
-        <w:t xml:space="preserve">Register: </w:t>
-      </w:r>
-      <w:r>
-        <w:rPr>
-          <w:rFonts w:ascii="Calibri" w:hAnsi="Calibri" w:eastAsia="Yu Gothic"/>
-          <w:b w:val="0"/>
-          <w:i w:val="0"/>
-        </w:rPr>
-        <w:t>neutral</w:t>
-      </w:r>
-    </w:p>
-    <w:p>
-      <w:pPr>
-        <w:spacing w:before="40" w:after="40"/>
-      </w:pPr>
-      <w:r>
-        <w:rPr>
-          <w:rFonts w:ascii="Calibri" w:hAnsi="Calibri" w:eastAsia="Yu Gothic"/>
-          <w:b/>
-          <w:i w:val="0"/>
-        </w:rPr>
-        <w:t xml:space="preserve">Register origin: </w:t>
-      </w:r>
-      <w:r>
-        <w:rPr>
-          <w:rFonts w:ascii="Calibri" w:hAnsi="Calibri" w:eastAsia="Yu Gothic"/>
-          <w:b w:val="0"/>
-          <w:i w:val="0"/>
-        </w:rPr>
-        <w:t>wago</w:t>
-      </w:r>
-    </w:p>
-    <w:p>
-      <w:pPr>
-        <w:spacing w:before="40" w:after="40"/>
-      </w:pPr>
-      <w:r>
-        <w:rPr>
-          <w:rFonts w:ascii="Calibri" w:hAnsi="Calibri" w:eastAsia="Yu Gothic"/>
-          <w:b/>
-          <w:i w:val="0"/>
-        </w:rPr>
-        <w:t xml:space="preserve">Part of speech: </w:t>
-      </w:r>
-      <w:r>
-        <w:rPr>
-          <w:rFonts w:ascii="Calibri" w:hAnsi="Calibri" w:eastAsia="Yu Gothic"/>
-          <w:b w:val="0"/>
-          <w:i w:val="0"/>
-        </w:rPr>
-        <w:t>pronoun</w:t>
-      </w:r>
-    </w:p>
-    <w:p>
-      <w:pPr>
-        <w:spacing w:before="40" w:after="40"/>
-      </w:pPr>
-      <w:r>
-        <w:rPr>
-          <w:rFonts w:ascii="Calibri" w:hAnsi="Calibri" w:eastAsia="Yu Gothic"/>
-          <w:b/>
-          <w:i w:val="0"/>
-        </w:rPr>
-        <w:t xml:space="preserve">Frequency rank: </w:t>
-      </w:r>
-      <w:r>
-        <w:rPr>
-          <w:rFonts w:ascii="Calibri" w:hAnsi="Calibri" w:eastAsia="Yu Gothic"/>
-          <w:b w:val="0"/>
-          <w:i w:val="0"/>
-        </w:rPr>
-        <w:t>38 (source: leeds_corpus_internet_jp)</w:t>
-      </w:r>
-    </w:p>
-    <w:p>
-      <w:pPr>
-        <w:spacing w:before="40" w:after="40"/>
-      </w:pPr>
-      <w:r>
-        <w:rPr>
-          <w:rFonts w:ascii="Calibri" w:hAnsi="Calibri" w:eastAsia="Yu Gothic"/>
-          <w:b/>
-          <w:i w:val="0"/>
-        </w:rPr>
-        <w:t xml:space="preserve">Frequent patterns: </w:t>
-      </w:r>
-      <w:r>
-        <w:rPr>
-          <w:rFonts w:ascii="Calibri" w:hAnsi="Calibri" w:eastAsia="Yu Gothic"/>
-          <w:b w:val="0"/>
-          <w:i w:val="0"/>
-        </w:rPr>
-        <w:t>n5-001, n5-002</w:t>
       </w:r>
     </w:p>
     <w:p>
